--- a/NaPack API.docx
+++ b/NaPack API.docx
@@ -349,7 +349,7 @@
         <w:ind w:firstLineChars="0"/>
         <w:jc w:val="left"/>
         <w:rPr>
-          <w:rFonts w:ascii="Cambria Math" w:hAnsi="Cambria Math" w:hint="eastAsia"/>
+          <w:rFonts w:ascii="Cambria Math" w:hAnsi="Cambria Math"/>
           <w:sz w:val="24"/>
           <w:szCs w:val="24"/>
         </w:rPr>
@@ -575,7 +575,7 @@
         <w:ind w:firstLineChars="0"/>
         <w:jc w:val="left"/>
         <w:rPr>
-          <w:rFonts w:ascii="Cambria Math" w:hAnsi="Cambria Math" w:hint="eastAsia"/>
+          <w:rFonts w:ascii="Cambria Math" w:hAnsi="Cambria Math"/>
           <w:sz w:val="24"/>
           <w:szCs w:val="24"/>
         </w:rPr>
@@ -739,7 +739,7 @@
         <w:ind w:firstLineChars="0"/>
         <w:jc w:val="left"/>
         <w:rPr>
-          <w:rFonts w:ascii="Cambria Math" w:hAnsi="Cambria Math" w:hint="eastAsia"/>
+          <w:rFonts w:ascii="Cambria Math" w:hAnsi="Cambria Math"/>
           <w:sz w:val="24"/>
           <w:szCs w:val="24"/>
         </w:rPr>
@@ -879,7 +879,7 @@
         <w:ind w:firstLineChars="0"/>
         <w:jc w:val="left"/>
         <w:rPr>
-          <w:rFonts w:ascii="Cambria Math" w:hAnsi="Cambria Math" w:hint="eastAsia"/>
+          <w:rFonts w:ascii="Cambria Math" w:hAnsi="Cambria Math"/>
           <w:sz w:val="24"/>
           <w:szCs w:val="24"/>
         </w:rPr>
@@ -1003,7 +1003,7 @@
         <w:ind w:firstLineChars="0"/>
         <w:jc w:val="left"/>
         <w:rPr>
-          <w:rFonts w:ascii="Cambria Math" w:hAnsi="Cambria Math" w:hint="eastAsia"/>
+          <w:rFonts w:ascii="Cambria Math" w:hAnsi="Cambria Math"/>
           <w:sz w:val="24"/>
           <w:szCs w:val="24"/>
         </w:rPr>
@@ -1384,7 +1384,7 @@
                     </pic:cNvPicPr>
                   </pic:nvPicPr>
                   <pic:blipFill>
-                    <a:blip r:embed="rId5">
+                    <a:blip r:embed="rId7">
                       <a:extLst>
                         <a:ext uri="{28A0092B-C50C-407E-A947-70E740481C1C}">
                           <a14:useLocalDpi xmlns:a14="http://schemas.microsoft.com/office/drawing/2010/main" val="0"/>
@@ -1460,7 +1460,25 @@
           <w:sz w:val="24"/>
           <w:szCs w:val="24"/>
         </w:rPr>
-        <w:t xml:space="preserve">irst of all, to match </w:t>
+        <w:t xml:space="preserve">irst of </w:t>
+      </w:r>
+      <w:proofErr w:type="gramStart"/>
+      <w:r>
+        <w:rPr>
+          <w:rFonts w:ascii="Cambria Math" w:hAnsi="Cambria Math"/>
+          <w:sz w:val="24"/>
+          <w:szCs w:val="24"/>
+        </w:rPr>
+        <w:t>all,  match</w:t>
+      </w:r>
+      <w:proofErr w:type="gramEnd"/>
+      <w:r>
+        <w:rPr>
+          <w:rFonts w:ascii="Cambria Math" w:hAnsi="Cambria Math"/>
+          <w:sz w:val="24"/>
+          <w:szCs w:val="24"/>
+        </w:rPr>
+        <w:t xml:space="preserve"> </w:t>
       </w:r>
       <w:proofErr w:type="spellStart"/>
       <w:r>
@@ -1543,7 +1561,7 @@
         <w:ind w:left="360" w:firstLineChars="0" w:firstLine="0"/>
         <w:jc w:val="left"/>
         <w:rPr>
-          <w:rFonts w:ascii="Cambria Math" w:hAnsi="Cambria Math" w:hint="eastAsia"/>
+          <w:rFonts w:ascii="Cambria Math" w:hAnsi="Cambria Math"/>
           <w:sz w:val="24"/>
           <w:szCs w:val="24"/>
         </w:rPr>
@@ -1813,7 +1831,7 @@
         <w:ind w:left="360" w:firstLineChars="0" w:firstLine="0"/>
         <w:jc w:val="left"/>
         <w:rPr>
-          <w:rFonts w:ascii="Cambria Math" w:hAnsi="Cambria Math" w:hint="eastAsia"/>
+          <w:rFonts w:ascii="Cambria Math" w:hAnsi="Cambria Math"/>
           <w:sz w:val="24"/>
           <w:szCs w:val="24"/>
         </w:rPr>
@@ -2613,7 +2631,7 @@
         <w:ind w:firstLine="420"/>
         <w:jc w:val="left"/>
         <w:rPr>
-          <w:rFonts w:ascii="Cambria Math" w:hAnsi="Cambria Math" w:hint="eastAsia"/>
+          <w:rFonts w:ascii="Cambria Math" w:hAnsi="Cambria Math"/>
           <w:sz w:val="24"/>
           <w:szCs w:val="24"/>
         </w:rPr>
@@ -2749,7 +2767,7 @@
         <w:ind w:firstLine="420"/>
         <w:jc w:val="left"/>
         <w:rPr>
-          <w:rFonts w:ascii="Consolas" w:hAnsi="Consolas" w:hint="eastAsia"/>
+          <w:rFonts w:ascii="Consolas" w:hAnsi="Consolas"/>
           <w:sz w:val="24"/>
           <w:szCs w:val="24"/>
         </w:rPr>
@@ -2880,31 +2898,7 @@
           <w:sz w:val="24"/>
           <w:szCs w:val="24"/>
         </w:rPr>
-        <w:t xml:space="preserve">float </w:t>
-      </w:r>
-      <w:r>
-        <w:rPr>
-          <w:rFonts w:ascii="Consolas" w:hAnsi="Consolas"/>
-          <w:sz w:val="24"/>
-          <w:szCs w:val="24"/>
-        </w:rPr>
-        <w:t>value, float min = 0, float max = 1</w:t>
-      </w:r>
-      <w:r>
-        <w:rPr>
-          <w:rFonts w:ascii="Consolas" w:hAnsi="Consolas"/>
-          <w:sz w:val="24"/>
-          <w:szCs w:val="24"/>
-        </w:rPr>
-        <w:t>)</w:t>
-      </w:r>
-      <w:r>
-        <w:rPr>
-          <w:rFonts w:ascii="Consolas" w:hAnsi="Consolas"/>
-          <w:sz w:val="24"/>
-          <w:szCs w:val="24"/>
-        </w:rPr>
-        <w:t>;</w:t>
+        <w:t>float value, float min = 0, float max = 1);</w:t>
       </w:r>
     </w:p>
     <w:p>
@@ -3107,7 +3101,7 @@
         <w:ind w:firstLine="420"/>
         <w:jc w:val="left"/>
         <w:rPr>
-          <w:rFonts w:ascii="Consolas" w:hAnsi="Consolas" w:hint="eastAsia"/>
+          <w:rFonts w:ascii="Consolas" w:hAnsi="Consolas"/>
           <w:sz w:val="24"/>
           <w:szCs w:val="24"/>
         </w:rPr>
@@ -3199,7 +3193,7 @@
         <w:ind w:firstLine="420"/>
         <w:jc w:val="left"/>
         <w:rPr>
-          <w:rFonts w:ascii="Cambria Math" w:hAnsi="Cambria Math" w:hint="eastAsia"/>
+          <w:rFonts w:ascii="Cambria Math" w:hAnsi="Cambria Math"/>
           <w:sz w:val="24"/>
           <w:szCs w:val="24"/>
         </w:rPr>
@@ -3519,15 +3513,7 @@
           <w:sz w:val="24"/>
           <w:szCs w:val="24"/>
         </w:rPr>
-        <w:t>Angle</w:t>
-      </w:r>
-      <w:r>
-        <w:rPr>
-          <w:rFonts w:ascii="Consolas" w:hAnsi="Consolas"/>
-          <w:sz w:val="24"/>
-          <w:szCs w:val="24"/>
-        </w:rPr>
-        <w:t>Clamp</w:t>
+        <w:t>AngleClamp</w:t>
       </w:r>
       <w:proofErr w:type="spellEnd"/>
       <w:r>
@@ -3545,23 +3531,7 @@
           <w:sz w:val="24"/>
           <w:szCs w:val="24"/>
         </w:rPr>
-        <w:t xml:space="preserve">float </w:t>
-      </w:r>
-      <w:r>
-        <w:rPr>
-          <w:rFonts w:ascii="Consolas" w:hAnsi="Consolas"/>
-          <w:sz w:val="24"/>
-          <w:szCs w:val="24"/>
-        </w:rPr>
-        <w:t>Angle</w:t>
-      </w:r>
-      <w:r>
-        <w:rPr>
-          <w:rFonts w:ascii="Consolas" w:hAnsi="Consolas"/>
-          <w:sz w:val="24"/>
-          <w:szCs w:val="24"/>
-        </w:rPr>
-        <w:t>);</w:t>
+        <w:t>float Angle);</w:t>
       </w:r>
     </w:p>
     <w:p>
@@ -3643,7 +3613,7 @@
         <w:ind w:firstLine="420"/>
         <w:jc w:val="left"/>
         <w:rPr>
-          <w:rFonts w:ascii="Consolas" w:hAnsi="Consolas" w:hint="eastAsia"/>
+          <w:rFonts w:ascii="Consolas" w:hAnsi="Consolas"/>
           <w:sz w:val="24"/>
           <w:szCs w:val="24"/>
         </w:rPr>
@@ -4358,39 +4328,7 @@
           <w:sz w:val="24"/>
           <w:szCs w:val="24"/>
         </w:rPr>
-        <w:t>(-1</w:t>
-      </w:r>
-      <w:r>
-        <w:rPr>
-          <w:rFonts w:ascii="Consolas" w:hAnsi="Consolas"/>
-          <w:sz w:val="24"/>
-          <w:szCs w:val="24"/>
-        </w:rPr>
-        <w:t>7</w:t>
-      </w:r>
-      <w:r>
-        <w:rPr>
-          <w:rFonts w:ascii="Consolas" w:hAnsi="Consolas"/>
-          <w:sz w:val="24"/>
-          <w:szCs w:val="24"/>
-        </w:rPr>
-        <w:t>0, 1</w:t>
-      </w:r>
-      <w:r>
-        <w:rPr>
-          <w:rFonts w:ascii="Consolas" w:hAnsi="Consolas"/>
-          <w:sz w:val="24"/>
-          <w:szCs w:val="24"/>
-        </w:rPr>
-        <w:t>7</w:t>
-      </w:r>
-      <w:r>
-        <w:rPr>
-          <w:rFonts w:ascii="Consolas" w:hAnsi="Consolas"/>
-          <w:sz w:val="24"/>
-          <w:szCs w:val="24"/>
-        </w:rPr>
-        <w:t>0, 2);</w:t>
+        <w:t>(-170, 170, 2);</w:t>
       </w:r>
       <w:r>
         <w:rPr>
@@ -4413,7 +4351,6 @@
         </w:rPr>
       </w:pPr>
       <w:proofErr w:type="spellStart"/>
-      <w:proofErr w:type="gramStart"/>
       <w:r>
         <w:rPr>
           <w:rFonts w:ascii="Consolas" w:hAnsi="Consolas"/>
@@ -4432,7 +4369,6 @@
         <w:t>::</w:t>
       </w:r>
       <w:proofErr w:type="spellStart"/>
-      <w:proofErr w:type="gramEnd"/>
       <w:r>
         <w:rPr>
           <w:rFonts w:ascii="Consolas" w:hAnsi="Consolas"/>
@@ -4448,23 +4384,7 @@
           <w:sz w:val="24"/>
           <w:szCs w:val="24"/>
         </w:rPr>
-        <w:t>(-17</w:t>
-      </w:r>
-      <w:r>
-        <w:rPr>
-          <w:rFonts w:ascii="Consolas" w:hAnsi="Consolas"/>
-          <w:sz w:val="24"/>
-          <w:szCs w:val="24"/>
-        </w:rPr>
-        <w:t>9</w:t>
-      </w:r>
-      <w:r>
-        <w:rPr>
-          <w:rFonts w:ascii="Consolas" w:hAnsi="Consolas"/>
-          <w:sz w:val="24"/>
-          <w:szCs w:val="24"/>
-        </w:rPr>
-        <w:t>, 170, 2);</w:t>
+        <w:t>(-179, 170, 2);</w:t>
       </w:r>
       <w:r>
         <w:rPr>
@@ -4602,7 +4522,33 @@
           <w:szCs w:val="24"/>
         </w:rPr>
         <w:tab/>
-        <w:t>// (== -181)</w:t>
+        <w:t>// (== -181</w:t>
+      </w:r>
+      <w:r>
+        <w:rPr>
+          <w:rFonts w:ascii="Consolas" w:hAnsi="Consolas" w:hint="eastAsia"/>
+          <w:sz w:val="24"/>
+          <w:szCs w:val="24"/>
+        </w:rPr>
+        <w:t>.</w:t>
+      </w:r>
+      <w:r>
+        <w:rPr>
+          <w:rFonts w:ascii="Consolas" w:hAnsi="Consolas"/>
+          <w:sz w:val="24"/>
+          <w:szCs w:val="24"/>
+        </w:rPr>
+        <w:t>0</w:t>
+      </w:r>
+      <w:bookmarkStart w:id="1" w:name="_GoBack"/>
+      <w:bookmarkEnd w:id="1"/>
+      <w:r>
+        <w:rPr>
+          <w:rFonts w:ascii="Consolas" w:hAnsi="Consolas"/>
+          <w:sz w:val="24"/>
+          <w:szCs w:val="24"/>
+        </w:rPr>
+        <w:t>)</w:t>
       </w:r>
     </w:p>
     <w:p>
@@ -4755,67 +4701,67 @@
         <w:ind w:firstLine="420"/>
         <w:jc w:val="left"/>
         <w:rPr>
+          <w:rFonts w:ascii="Cambria Math" w:hAnsi="Cambria Math"/>
+          <w:sz w:val="24"/>
+          <w:szCs w:val="24"/>
+        </w:rPr>
+      </w:pPr>
+      <w:r>
+        <w:rPr>
           <w:rFonts w:ascii="Cambria Math" w:hAnsi="Cambria Math" w:hint="eastAsia"/>
           <w:sz w:val="24"/>
           <w:szCs w:val="24"/>
         </w:rPr>
-      </w:pPr>
+        <w:t>O</w:t>
+      </w:r>
+      <w:r>
+        <w:rPr>
+          <w:rFonts w:ascii="Cambria Math" w:hAnsi="Cambria Math"/>
+          <w:sz w:val="24"/>
+          <w:szCs w:val="24"/>
+        </w:rPr>
+        <w:t xml:space="preserve">bject Rotator (struct </w:t>
+      </w:r>
+      <w:proofErr w:type="spellStart"/>
+      <w:r>
+        <w:rPr>
+          <w:rFonts w:ascii="Cambria Math" w:hAnsi="Cambria Math"/>
+          <w:sz w:val="24"/>
+          <w:szCs w:val="24"/>
+        </w:rPr>
+        <w:t>FObjectRotator</w:t>
+      </w:r>
+      <w:proofErr w:type="spellEnd"/>
+      <w:r>
+        <w:rPr>
+          <w:rFonts w:ascii="Cambria Math" w:hAnsi="Cambria Math"/>
+          <w:sz w:val="24"/>
+          <w:szCs w:val="24"/>
+        </w:rPr>
+        <w:t>) is a safe rotation representation</w:t>
+      </w:r>
+      <w:r>
+        <w:rPr>
+          <w:rFonts w:ascii="Cambria Math" w:hAnsi="Cambria Math"/>
+          <w:sz w:val="24"/>
+          <w:szCs w:val="24"/>
+        </w:rPr>
+        <w:t xml:space="preserve"> for game objects.</w:t>
+      </w:r>
+      <w:r>
+        <w:rPr>
+          <w:rFonts w:ascii="Cambria Math" w:hAnsi="Cambria Math"/>
+          <w:sz w:val="24"/>
+          <w:szCs w:val="24"/>
+        </w:rPr>
+        <w:t xml:space="preserve"> </w:t>
+      </w:r>
       <w:r>
         <w:rPr>
           <w:rFonts w:ascii="Cambria Math" w:hAnsi="Cambria Math" w:hint="eastAsia"/>
           <w:sz w:val="24"/>
           <w:szCs w:val="24"/>
         </w:rPr>
-        <w:t>O</w:t>
-      </w:r>
-      <w:r>
-        <w:rPr>
-          <w:rFonts w:ascii="Cambria Math" w:hAnsi="Cambria Math"/>
-          <w:sz w:val="24"/>
-          <w:szCs w:val="24"/>
-        </w:rPr>
-        <w:t xml:space="preserve">bject Rotator (struct </w:t>
-      </w:r>
-      <w:proofErr w:type="spellStart"/>
-      <w:r>
-        <w:rPr>
-          <w:rFonts w:ascii="Cambria Math" w:hAnsi="Cambria Math"/>
-          <w:sz w:val="24"/>
-          <w:szCs w:val="24"/>
-        </w:rPr>
-        <w:t>FObjectRotator</w:t>
-      </w:r>
-      <w:proofErr w:type="spellEnd"/>
-      <w:r>
-        <w:rPr>
-          <w:rFonts w:ascii="Cambria Math" w:hAnsi="Cambria Math"/>
-          <w:sz w:val="24"/>
-          <w:szCs w:val="24"/>
-        </w:rPr>
-        <w:t>) is a safe rotation representation</w:t>
-      </w:r>
-      <w:r>
-        <w:rPr>
-          <w:rFonts w:ascii="Cambria Math" w:hAnsi="Cambria Math"/>
-          <w:sz w:val="24"/>
-          <w:szCs w:val="24"/>
-        </w:rPr>
-        <w:t xml:space="preserve"> for game objects.</w:t>
-      </w:r>
-      <w:r>
-        <w:rPr>
-          <w:rFonts w:ascii="Cambria Math" w:hAnsi="Cambria Math"/>
-          <w:sz w:val="24"/>
-          <w:szCs w:val="24"/>
-        </w:rPr>
-        <w:t xml:space="preserve"> </w:t>
-      </w:r>
-      <w:r>
-        <w:rPr>
-          <w:rFonts w:ascii="Cambria Math" w:hAnsi="Cambria Math" w:hint="eastAsia"/>
-          <w:sz w:val="24"/>
-          <w:szCs w:val="24"/>
-        </w:rPr>
         <w:t>De</w:t>
       </w:r>
       <w:r>
@@ -4860,17 +4806,7 @@
           <w:sz w:val="24"/>
           <w:szCs w:val="24"/>
         </w:rPr>
-        <w:t xml:space="preserve">”. Unlike other rotation </w:t>
-      </w:r>
-      <w:bookmarkStart w:id="1" w:name="_GoBack"/>
-      <w:bookmarkEnd w:id="1"/>
-      <w:r>
-        <w:rPr>
-          <w:rFonts w:ascii="Cambria Math" w:hAnsi="Cambria Math"/>
-          <w:sz w:val="24"/>
-          <w:szCs w:val="24"/>
-        </w:rPr>
-        <w:t xml:space="preserve">representations, </w:t>
+        <w:t xml:space="preserve">”. Unlike other rotation representations, </w:t>
       </w:r>
       <w:proofErr w:type="spellStart"/>
       <w:r>
@@ -4943,6 +4879,44 @@
     </w:sectPr>
   </w:body>
 </w:document>
+</file>
+
+<file path=word/endnotes.xml><?xml version="1.0" encoding="utf-8"?>
+<w:endnotes xmlns:wpc="http://schemas.microsoft.com/office/word/2010/wordprocessingCanvas" xmlns:cx="http://schemas.microsoft.com/office/drawing/2014/chartex" xmlns:cx1="http://schemas.microsoft.com/office/drawing/2015/9/8/chartex" xmlns:cx2="http://schemas.microsoft.com/office/drawing/2015/10/21/chartex" xmlns:cx3="http://schemas.microsoft.com/office/drawing/2016/5/9/chartex" xmlns:cx4="http://schemas.microsoft.com/office/drawing/2016/5/10/chartex" xmlns:cx5="http://schemas.microsoft.com/office/drawing/2016/5/11/chartex" xmlns:cx6="http://schemas.microsoft.com/office/drawing/2016/5/12/chartex" xmlns:cx7="http://schemas.microsoft.com/office/drawing/2016/5/13/chartex" xmlns:cx8="http://schemas.microsoft.com/office/drawing/2016/5/14/chartex" xmlns:mc="http://schemas.openxmlformats.org/markup-compatibility/2006" xmlns:aink="http://schemas.microsoft.com/office/drawing/2016/ink" xmlns:am3d="http://schemas.microsoft.com/office/drawing/2017/model3d" xmlns:o="urn:schemas-microsoft-com:office:office" xmlns:r="http://schemas.openxmlformats.org/officeDocument/2006/relationships" xmlns:m="http://schemas.openxmlformats.org/officeDocument/2006/math" xmlns:v="urn:schemas-microsoft-com:vml" xmlns:wp14="http://schemas.microsoft.com/office/word/2010/wordprocessingDrawing" xmlns:wp="http://schemas.openxmlformats.org/drawingml/2006/wordprocessingDrawing" xmlns:w10="urn:schemas-microsoft-com:office:word" xmlns:w="http://schemas.openxmlformats.org/wordprocessingml/2006/main" xmlns:w14="http://schemas.microsoft.com/office/word/2010/wordml" xmlns:w15="http://schemas.microsoft.com/office/word/2012/wordml" xmlns:w16cid="http://schemas.microsoft.com/office/word/2016/wordml/cid" xmlns:w16se="http://schemas.microsoft.com/office/word/2015/wordml/symex" xmlns:wpg="http://schemas.microsoft.com/office/word/2010/wordprocessingGroup" xmlns:wpi="http://schemas.microsoft.com/office/word/2010/wordprocessingInk" xmlns:wne="http://schemas.microsoft.com/office/word/2006/wordml" xmlns:wps="http://schemas.microsoft.com/office/word/2010/wordprocessingShape" mc:Ignorable="w14 w15 w16se w16cid wp14">
+  <w:endnote w:type="separator" w:id="-1">
+    <w:p>
+      <w:r>
+        <w:separator/>
+      </w:r>
+    </w:p>
+  </w:endnote>
+  <w:endnote w:type="continuationSeparator" w:id="0">
+    <w:p>
+      <w:r>
+        <w:continuationSeparator/>
+      </w:r>
+    </w:p>
+  </w:endnote>
+</w:endnotes>
+</file>
+
+<file path=word/footnotes.xml><?xml version="1.0" encoding="utf-8"?>
+<w:footnotes xmlns:wpc="http://schemas.microsoft.com/office/word/2010/wordprocessingCanvas" xmlns:cx="http://schemas.microsoft.com/office/drawing/2014/chartex" xmlns:cx1="http://schemas.microsoft.com/office/drawing/2015/9/8/chartex" xmlns:cx2="http://schemas.microsoft.com/office/drawing/2015/10/21/chartex" xmlns:cx3="http://schemas.microsoft.com/office/drawing/2016/5/9/chartex" xmlns:cx4="http://schemas.microsoft.com/office/drawing/2016/5/10/chartex" xmlns:cx5="http://schemas.microsoft.com/office/drawing/2016/5/11/chartex" xmlns:cx6="http://schemas.microsoft.com/office/drawing/2016/5/12/chartex" xmlns:cx7="http://schemas.microsoft.com/office/drawing/2016/5/13/chartex" xmlns:cx8="http://schemas.microsoft.com/office/drawing/2016/5/14/chartex" xmlns:mc="http://schemas.openxmlformats.org/markup-compatibility/2006" xmlns:aink="http://schemas.microsoft.com/office/drawing/2016/ink" xmlns:am3d="http://schemas.microsoft.com/office/drawing/2017/model3d" xmlns:o="urn:schemas-microsoft-com:office:office" xmlns:r="http://schemas.openxmlformats.org/officeDocument/2006/relationships" xmlns:m="http://schemas.openxmlformats.org/officeDocument/2006/math" xmlns:v="urn:schemas-microsoft-com:vml" xmlns:wp14="http://schemas.microsoft.com/office/word/2010/wordprocessingDrawing" xmlns:wp="http://schemas.openxmlformats.org/drawingml/2006/wordprocessingDrawing" xmlns:w10="urn:schemas-microsoft-com:office:word" xmlns:w="http://schemas.openxmlformats.org/wordprocessingml/2006/main" xmlns:w14="http://schemas.microsoft.com/office/word/2010/wordml" xmlns:w15="http://schemas.microsoft.com/office/word/2012/wordml" xmlns:w16cid="http://schemas.microsoft.com/office/word/2016/wordml/cid" xmlns:w16se="http://schemas.microsoft.com/office/word/2015/wordml/symex" xmlns:wpg="http://schemas.microsoft.com/office/word/2010/wordprocessingGroup" xmlns:wpi="http://schemas.microsoft.com/office/word/2010/wordprocessingInk" xmlns:wne="http://schemas.microsoft.com/office/word/2006/wordml" xmlns:wps="http://schemas.microsoft.com/office/word/2010/wordprocessingShape" mc:Ignorable="w14 w15 w16se w16cid wp14">
+  <w:footnote w:type="separator" w:id="-1">
+    <w:p>
+      <w:r>
+        <w:separator/>
+      </w:r>
+    </w:p>
+  </w:footnote>
+  <w:footnote w:type="continuationSeparator" w:id="0">
+    <w:p>
+      <w:r>
+        <w:continuationSeparator/>
+      </w:r>
+    </w:p>
+  </w:footnote>
+</w:footnotes>
 </file>
 
 <file path=word/numbering.xml><?xml version="1.0" encoding="utf-8"?>
@@ -5634,6 +5608,71 @@
       <w:ind w:firstLineChars="200" w:firstLine="420"/>
     </w:pPr>
   </w:style>
+  <w:style w:type="paragraph" w:styleId="a4">
+    <w:name w:val="header"/>
+    <w:basedOn w:val="a"/>
+    <w:link w:val="a5"/>
+    <w:uiPriority w:val="99"/>
+    <w:unhideWhenUsed/>
+    <w:rsid w:val="001E1CDC"/>
+    <w:pPr>
+      <w:pBdr>
+        <w:bottom w:val="single" w:sz="6" w:space="1" w:color="auto"/>
+      </w:pBdr>
+      <w:tabs>
+        <w:tab w:val="center" w:pos="4153"/>
+        <w:tab w:val="right" w:pos="8306"/>
+      </w:tabs>
+      <w:snapToGrid w:val="0"/>
+      <w:jc w:val="center"/>
+    </w:pPr>
+    <w:rPr>
+      <w:sz w:val="18"/>
+      <w:szCs w:val="18"/>
+    </w:rPr>
+  </w:style>
+  <w:style w:type="character" w:customStyle="1" w:styleId="a5">
+    <w:name w:val="页眉 字符"/>
+    <w:basedOn w:val="a0"/>
+    <w:link w:val="a4"/>
+    <w:uiPriority w:val="99"/>
+    <w:rsid w:val="001E1CDC"/>
+    <w:rPr>
+      <w:sz w:val="18"/>
+      <w:szCs w:val="18"/>
+    </w:rPr>
+  </w:style>
+  <w:style w:type="paragraph" w:styleId="a6">
+    <w:name w:val="footer"/>
+    <w:basedOn w:val="a"/>
+    <w:link w:val="a7"/>
+    <w:uiPriority w:val="99"/>
+    <w:unhideWhenUsed/>
+    <w:rsid w:val="001E1CDC"/>
+    <w:pPr>
+      <w:tabs>
+        <w:tab w:val="center" w:pos="4153"/>
+        <w:tab w:val="right" w:pos="8306"/>
+      </w:tabs>
+      <w:snapToGrid w:val="0"/>
+      <w:jc w:val="left"/>
+    </w:pPr>
+    <w:rPr>
+      <w:sz w:val="18"/>
+      <w:szCs w:val="18"/>
+    </w:rPr>
+  </w:style>
+  <w:style w:type="character" w:customStyle="1" w:styleId="a7">
+    <w:name w:val="页脚 字符"/>
+    <w:basedOn w:val="a0"/>
+    <w:link w:val="a6"/>
+    <w:uiPriority w:val="99"/>
+    <w:rsid w:val="001E1CDC"/>
+    <w:rPr>
+      <w:sz w:val="18"/>
+      <w:szCs w:val="18"/>
+    </w:rPr>
+  </w:style>
 </w:styles>
 </file>
 
